--- a/manuscript_drafts/diversity_distributions_1/amwo_sdm_appendix_2026-6-24.docx
+++ b/manuscript_drafts/diversity_distributions_1/amwo_sdm_appendix_2026-6-24.docx
@@ -28,6 +28,15 @@
           <w:bCs/>
           <w:szCs w:val="24"/>
         </w:rPr>
+        <w:t>S</w:t>
+      </w:r>
+      <w:r>
+        <w:rPr>
+          <w:rFonts w:cs="Times New Roman"/>
+          <w:b/>
+          <w:bCs/>
+          <w:szCs w:val="24"/>
+        </w:rPr>
         <w:t>1</w:t>
       </w:r>
       <w:r>
@@ -289,22 +298,104 @@
         <w:t>d</w:t>
       </w:r>
       <w:r>
-        <w:t xml:space="preserve"> random folds only for presence locations and uses the full set of pseudoabsence locations in each testing and training fold. The hyperparameters which we set for each these models are outlined in Table A1.</w:t>
+        <w:t xml:space="preserve"> random folds only for presence locations and uses the full set of pseudoabsence locations in each testing and training fold. The hyperparameters which we set for each </w:t>
+      </w:r>
+      <w:r>
+        <w:t xml:space="preserve">of </w:t>
+      </w:r>
+      <w:r>
+        <w:t xml:space="preserve">these models are outlined in Table </w:t>
+      </w:r>
+      <w:r>
+        <w:t>S1.1</w:t>
+      </w:r>
+      <w:r>
+        <w:t>.</w:t>
       </w:r>
     </w:p>
-    <w:p/>
     <w:p>
-      <w:r>
-        <w:t xml:space="preserve">Table A1. </w:t>
+      <w:pPr>
+        <w:ind w:firstLine="720"/>
+      </w:pPr>
+      <w:bookmarkStart w:id="0" w:name="OLE_LINK1"/>
+      <w:r>
+        <w:t xml:space="preserve">We compared model effectiveness using area under the curve (AUC) and true skill statistic (TSS) for the breeding season model and Boyce index for the migratory model, following best practices for presence-absence and presence-only data </w:t>
+      </w:r>
+      <w:r>
+        <w:fldChar w:fldCharType="begin"/>
+      </w:r>
+      <w:r>
+        <w:instrText xml:space="preserve"> ADDIN ZOTERO_ITEM CSL_CITATION {"citationID":"SV0yolms","properties":{"unsorted":false,"formattedCitation":"(Mason and Graham 2002; Hirzel et al. 2006; Leroy et al. 2018)","plainCitation":"(Mason and Graham 2002; Hirzel et al. 2006; Leroy et al. 2018)","noteIndex":0},"citationItems":[{"id":1822,"uris":["http://zotero.org/users/10854879/items/A9WKH325"],"itemData":{"id":1822,"type":"article-journal","abstract":"Abstract\n            \n              The areas beneath the relative (or receiver) operating characteristics (ROC) and relative operating levels (ROL) curves can be used as summary measures of forecast quality, but statistical significance tests for these areas are conducted infrequently in the atmospheric sciences. A development of signal‐detection theory, the ROC curve has been widely applied in the medical and psychology fields where significance tests and relationships to other common statistical methods have been established and described. This valuable literature appears to be largely unknown to the atmospheric sciences where applications of ROC and related techniques are becoming more common. This paper presents a survey of that literature with a focus on the interpretation of the ROC area in the field of forecast verification. We extend these foundations to demonstrate that similar principles can be applied to the interpretation and significance testing of the ROL area. It is shown that the ROC area is equivalent to the Mann–Whitney\n              U\n              ‐statistic testing the significance of forecast event probabilities for cases where events actually occurred with those where events did not occur. A similar derivation shows that the ROL area is equivalent to the Mann–Whitney\n              U\n              ‐statistic testing the magnitude of events with respect to whether or not an event has been forecast. Because the Mann–Whitney\n              U\n              ‐statistic follows a known probability distribution, under certain assumptions it can be used to define the statistical significance of ROC and ROL areas and for comparing the areas of competing forecasts. For large samples the significance of either measure can be accurately assessed using a normal‐distribution approximation. Copyright © 2002 Royal Meteorological Society","container-title":"Quarterly Journal of the Royal Meteorological Society","DOI":"10.1256/003590002320603584","ISSN":"0035-9009, 1477-870X","issue":"584","journalAbbreviation":"Quart J Royal Meteoro Soc","language":"en","page":"2145-2166","source":"DOI.org (Crossref)","title":"Areas beneath the relative operating characteristics (ROC) and relative operating levels (ROL) curves: Statistical significance and interpretation","title-short":"Areas beneath the relative operating characteristics (ROC) and relative operating levels (ROL) curves","volume":"128","author":[{"family":"Mason","given":"S. J."},{"family":"Graham","given":"N. E."}],"issued":{"date-parts":[["2002",7]]}}},{"id":1825,"uris":["http://zotero.org/users/10854879/items/AWNA8X4E"],"itemData":{"id":1825,"type":"article-journal","container-title":"Ecological modelling","issue":"2","page":"142–152","publisher":"Elsevier","source":"Google Scholar","title":"Evaluating the ability of habitat suitability models to predict species presences","volume":"199","author":[{"family":"Hirzel","given":"Alexandre H."},{"family":"Le Lay","given":"Gwenaëlle"},{"family":"Helfer","given":"Véronique"},{"family":"Randin","given":"Christophe"},{"family":"Guisan","given":"Antoine"}],"issued":{"date-parts":[["2006"]]}}},{"id":1824,"uris":["http://zotero.org/users/10854879/items/SVAE3TT9"],"itemData":{"id":1824,"type":"article-journal","abstract":"Abstract\n            \n              The discriminating capacity (i.e. ability to correctly classify presences and absences) of species distribution models (\n              SDM\n              s) is commonly evaluated with metrics such as the area under the receiving operating characteristic curve (\n              AUC\n              ), the Kappa statistic and the true skill statistic (\n              TSS\n              ).\n              AUC\n              and Kappa have been repeatedly criticized, but TSS has fared relatively well since its introduction, mainly because it has been considered as independent of prevalence. In addition, discrimination metrics have been contested because they should be calculated on presence–absence data, but are often used on presence‐only or presence‐background data. Here, we investigate TSS and an alternative set of metrics—similarity indices, also known as\n              F\n              ‐measures. We first show that even in ideal conditions (i.e. perfectly random presence–absence sampling),\n              TSS\n              can be misleading because of its dependence on prevalence, whereas similarity/\n              F\n              ‐measures provide adequate estimations of model discrimination capacity. Second, we show that in real‐world situations where sample prevalence is different from true species prevalence (i.e. biased sampling or presence‐pseudoabsence), no discrimination capacity metric provides adequate estimation of model discrimination capacity, including metrics specifically designed for modelling with presence‐pseudoabsence data. Our conclusions are twofold. First, they unequivocally impel\n              SDM\n              users to understand the potential shortcomings of discrimination metrics when quality presence–absence data are lacking, and we recommend obtaining such data. Second, in the specific case of virtual species, which are increasingly used to develop and test\n              SDM\n              methodologies, we strongly recommend the use of similarity/\n              F\n              ‐measures, which were not biased by prevalence, contrary to\n              TSS\n              .","container-title":"Journal of Biogeography","DOI":"10.1111/jbi.13402","ISSN":"0305-0270, 1365-2699","issue":"9","journalAbbreviation":"Journal of Biogeography","language":"en","page":"1994-2002","source":"DOI.org (Crossref)","title":"Without quality presence–absence data, discrimination metrics such as &lt;span style=\"font-variant:small-caps;\"&gt;TSS&lt;/span&gt; can be misleading measures of model performance","title-short":"Without quality presence–absence data, discrimination metrics such as &lt;span style=\"font-variant","volume":"45","author":[{"family":"Leroy","given":"Boris"},{"family":"Delsol","given":"Robin"},{"family":"Hugueny","given":"Bernard"},{"family":"Meynard","given":"Christine N."},{"family":"Barhoumi","given":"Chéïma"},{"family":"Barbet‐Massin","given":"Morgane"},{"family":"Bellard","given":"Céline"}],"issued":{"date-parts":[["2018",9]]}}}],"schema":"https://github.com/citation-style-language/schema/raw/master/csl-citation.json"} </w:instrText>
+      </w:r>
+      <w:r>
+        <w:fldChar w:fldCharType="separate"/>
+      </w:r>
+      <w:r>
+        <w:rPr>
+          <w:noProof/>
+        </w:rPr>
+        <w:t>(Mason and Graham 2002; Hirzel et al. 2006; Leroy et al. 2018)</w:t>
+      </w:r>
+      <w:r>
+        <w:fldChar w:fldCharType="end"/>
+      </w:r>
+      <w:r>
+        <w:t xml:space="preserve">. </w:t>
+      </w:r>
+      <w:proofErr w:type="spellStart"/>
+      <w:r>
+        <w:t>Maxnet</w:t>
+      </w:r>
+      <w:proofErr w:type="spellEnd"/>
+      <w:r>
+        <w:t xml:space="preserve"> failed to converge on the breeding season data, so AUC and TSS were not calculated for that algorithm. For the migratory dataset, random forest achieved a higher Boyce index than either </w:t>
+      </w:r>
+      <w:proofErr w:type="spellStart"/>
+      <w:r>
+        <w:t>Maxnet</w:t>
+      </w:r>
+      <w:proofErr w:type="spellEnd"/>
+      <w:r>
+        <w:t xml:space="preserve"> or boosted regression trees (Table </w:t>
+      </w:r>
+      <w:r>
+        <w:t>S1.2</w:t>
+      </w:r>
+      <w:r>
+        <w:t>); for the breeding dataset, it outperformed boosted regression trees in both AUC and TSS. We therefore used random forest for all subsequent models.</w:t>
+      </w:r>
+      <w:bookmarkEnd w:id="0"/>
+    </w:p>
+    <w:p>
+      <w:r>
+        <w:br w:type="page"/>
+      </w:r>
+    </w:p>
+    <w:p>
+      <w:r>
+        <w:lastRenderedPageBreak/>
+        <w:t xml:space="preserve">Table </w:t>
+      </w:r>
+      <w:r>
+        <w:t>S</w:t>
+      </w:r>
+      <w:r>
+        <w:t>1</w:t>
+      </w:r>
+      <w:r>
+        <w:t>.1</w:t>
+      </w:r>
+      <w:r>
+        <w:t xml:space="preserve">. </w:t>
       </w:r>
       <w:r>
         <w:t xml:space="preserve">Hyperparameters used in </w:t>
       </w:r>
-      <w:bookmarkStart w:id="0" w:name="_Hlk233205463"/>
+      <w:bookmarkStart w:id="1" w:name="_Hlk233205463"/>
       <w:r>
         <w:t>pilot evaluation of species distribution modeling frameworks</w:t>
       </w:r>
-      <w:bookmarkEnd w:id="0"/>
+      <w:bookmarkEnd w:id="1"/>
       <w:r>
         <w:t>.</w:t>
       </w:r>
@@ -363,6 +454,7 @@
           <w:p>
             <w:pPr>
               <w:pStyle w:val="Table"/>
+              <w:spacing w:line="276" w:lineRule="auto"/>
               <w:jc w:val="center"/>
               <w:rPr>
                 <w:b/>
@@ -420,6 +512,7 @@
           <w:p>
             <w:pPr>
               <w:pStyle w:val="Table"/>
+              <w:spacing w:line="276" w:lineRule="auto"/>
               <w:jc w:val="center"/>
               <w:rPr>
                 <w:b/>
@@ -447,6 +540,7 @@
           <w:p>
             <w:pPr>
               <w:pStyle w:val="Table"/>
+              <w:spacing w:line="276" w:lineRule="auto"/>
               <w:jc w:val="center"/>
               <w:rPr>
                 <w:b/>
@@ -476,6 +570,7 @@
           <w:p>
             <w:pPr>
               <w:pStyle w:val="Table"/>
+              <w:spacing w:line="276" w:lineRule="auto"/>
               <w:rPr>
                 <w:i/>
                 <w:iCs/>
@@ -502,6 +597,7 @@
           <w:p>
             <w:pPr>
               <w:pStyle w:val="Table"/>
+              <w:spacing w:line="276" w:lineRule="auto"/>
               <w:rPr>
                 <w:i/>
                 <w:iCs/>
@@ -528,6 +624,7 @@
           <w:p>
             <w:pPr>
               <w:pStyle w:val="Table"/>
+              <w:spacing w:line="276" w:lineRule="auto"/>
             </w:pPr>
             <w:r>
               <w:rPr>
@@ -550,6 +647,7 @@
           <w:p>
             <w:pPr>
               <w:pStyle w:val="Table"/>
+              <w:spacing w:line="276" w:lineRule="auto"/>
             </w:pPr>
             <w:r>
               <w:rPr>
@@ -572,6 +670,7 @@
           <w:p>
             <w:pPr>
               <w:pStyle w:val="Table"/>
+              <w:spacing w:line="276" w:lineRule="auto"/>
             </w:pPr>
             <w:r>
               <w:rPr>
@@ -594,6 +693,7 @@
           <w:p>
             <w:pPr>
               <w:pStyle w:val="Table"/>
+              <w:spacing w:line="276" w:lineRule="auto"/>
             </w:pPr>
             <w:r>
               <w:rPr>
@@ -618,6 +718,7 @@
           <w:p>
             <w:pPr>
               <w:pStyle w:val="Table"/>
+              <w:spacing w:line="276" w:lineRule="auto"/>
             </w:pPr>
             <w:r>
               <w:t>Regularization multiplier</w:t>
@@ -636,6 +737,7 @@
           <w:p>
             <w:pPr>
               <w:pStyle w:val="Table"/>
+              <w:spacing w:line="276" w:lineRule="auto"/>
             </w:pPr>
             <w:r>
               <w:t>1</w:t>
@@ -654,6 +756,7 @@
           <w:p>
             <w:pPr>
               <w:pStyle w:val="Table"/>
+              <w:spacing w:line="276" w:lineRule="auto"/>
             </w:pPr>
             <w:r>
               <w:t>Number of trees</w:t>
@@ -672,6 +775,7 @@
           <w:p>
             <w:pPr>
               <w:pStyle w:val="Table"/>
+              <w:spacing w:line="276" w:lineRule="auto"/>
             </w:pPr>
             <w:r>
               <w:t>2000</w:t>
@@ -690,6 +794,7 @@
           <w:p>
             <w:pPr>
               <w:pStyle w:val="Table"/>
+              <w:spacing w:line="276" w:lineRule="auto"/>
             </w:pPr>
             <w:r>
               <w:t>Number of trees</w:t>
@@ -708,6 +813,7 @@
           <w:p>
             <w:pPr>
               <w:pStyle w:val="Table"/>
+              <w:spacing w:line="276" w:lineRule="auto"/>
             </w:pPr>
             <w:r>
               <w:t>100</w:t>
@@ -729,6 +835,7 @@
           <w:p>
             <w:pPr>
               <w:pStyle w:val="Table"/>
+              <w:spacing w:line="276" w:lineRule="auto"/>
             </w:pPr>
             <w:r>
               <w:t>Feature classes</w:t>
@@ -748,6 +855,7 @@
           <w:p>
             <w:pPr>
               <w:pStyle w:val="Table"/>
+              <w:spacing w:line="276" w:lineRule="auto"/>
             </w:pPr>
             <w:r>
               <w:t>linear, quadratic, product, hinge</w:t>
@@ -767,6 +875,7 @@
           <w:p>
             <w:pPr>
               <w:pStyle w:val="Table"/>
+              <w:spacing w:line="276" w:lineRule="auto"/>
             </w:pPr>
             <w:r>
               <w:t>Number of variable</w:t>
@@ -792,6 +901,7 @@
           <w:p>
             <w:pPr>
               <w:pStyle w:val="Table"/>
+              <w:spacing w:line="276" w:lineRule="auto"/>
             </w:pPr>
             <w:r>
               <w:t>5</w:t>
@@ -811,6 +921,7 @@
           <w:p>
             <w:pPr>
               <w:pStyle w:val="Table"/>
+              <w:spacing w:line="276" w:lineRule="auto"/>
             </w:pPr>
             <w:r>
               <w:t>F</w:t>
@@ -833,6 +944,7 @@
           <w:p>
             <w:pPr>
               <w:pStyle w:val="Table"/>
+              <w:spacing w:line="276" w:lineRule="auto"/>
             </w:pPr>
             <w:r>
               <w:t>0.5</w:t>
@@ -854,6 +966,7 @@
           <w:p>
             <w:pPr>
               <w:pStyle w:val="Table"/>
+              <w:spacing w:line="276" w:lineRule="auto"/>
             </w:pPr>
           </w:p>
         </w:tc>
@@ -870,6 +983,7 @@
           <w:p>
             <w:pPr>
               <w:pStyle w:val="Table"/>
+              <w:spacing w:line="276" w:lineRule="auto"/>
             </w:pPr>
           </w:p>
         </w:tc>
@@ -886,6 +1000,7 @@
           <w:p>
             <w:pPr>
               <w:pStyle w:val="Table"/>
+              <w:spacing w:line="276" w:lineRule="auto"/>
             </w:pPr>
             <w:r>
               <w:t>Minimum size of terminal nodes</w:t>
@@ -905,6 +1020,7 @@
           <w:p>
             <w:pPr>
               <w:pStyle w:val="Table"/>
+              <w:spacing w:line="276" w:lineRule="auto"/>
             </w:pPr>
             <w:r>
               <w:t>1</w:t>
@@ -924,6 +1040,7 @@
           <w:p>
             <w:pPr>
               <w:pStyle w:val="Table"/>
+              <w:spacing w:line="276" w:lineRule="auto"/>
             </w:pPr>
             <w:r>
               <w:t>Maximum depth of each tree</w:t>
@@ -943,6 +1060,7 @@
           <w:p>
             <w:pPr>
               <w:pStyle w:val="Table"/>
+              <w:spacing w:line="276" w:lineRule="auto"/>
             </w:pPr>
             <w:r>
               <w:t>1</w:t>
@@ -963,6 +1081,7 @@
           <w:p>
             <w:pPr>
               <w:pStyle w:val="Table"/>
+              <w:spacing w:line="276" w:lineRule="auto"/>
             </w:pPr>
           </w:p>
         </w:tc>
@@ -978,6 +1097,7 @@
           <w:p>
             <w:pPr>
               <w:pStyle w:val="Table"/>
+              <w:spacing w:line="276" w:lineRule="auto"/>
             </w:pPr>
           </w:p>
         </w:tc>
@@ -993,6 +1113,7 @@
           <w:p>
             <w:pPr>
               <w:pStyle w:val="Table"/>
+              <w:spacing w:line="276" w:lineRule="auto"/>
             </w:pPr>
           </w:p>
         </w:tc>
@@ -1008,6 +1129,7 @@
           <w:p>
             <w:pPr>
               <w:pStyle w:val="Table"/>
+              <w:spacing w:line="276" w:lineRule="auto"/>
             </w:pPr>
           </w:p>
         </w:tc>
@@ -1023,6 +1145,7 @@
           <w:p>
             <w:pPr>
               <w:pStyle w:val="Table"/>
+              <w:spacing w:line="276" w:lineRule="auto"/>
             </w:pPr>
             <w:r>
               <w:t>Shrinkage</w:t>
@@ -1041,6 +1164,7 @@
           <w:p>
             <w:pPr>
               <w:pStyle w:val="Table"/>
+              <w:spacing w:line="276" w:lineRule="auto"/>
             </w:pPr>
             <w:r>
               <w:t>0.1</w:t>
@@ -1052,113 +1176,35 @@
     <w:p/>
     <w:p>
       <w:r>
-        <w:t xml:space="preserve">We compared model effectiveness using </w:t>
-      </w:r>
-      <w:r>
-        <w:t>area under the curve</w:t>
-      </w:r>
-      <w:r>
-        <w:t xml:space="preserve"> (AUC)</w:t>
-      </w:r>
-      <w:r>
-        <w:t xml:space="preserve"> and true skill statistic</w:t>
-      </w:r>
-      <w:r>
-        <w:t xml:space="preserve"> (TSS)</w:t>
-      </w:r>
-      <w:r>
-        <w:t xml:space="preserve"> for the breeding season model and Boyce index for the migratory model, following best practices for presence-absence and presence-only data </w:t>
-      </w:r>
-      <w:r>
-        <w:fldChar w:fldCharType="begin"/>
-      </w:r>
-      <w:r>
-        <w:instrText xml:space="preserve"> ADDIN ZOTERO_ITEM CSL_CITATION {"citationID":"SV0yolms","properties":{"unsorted":false,"formattedCitation":"(Mason and Graham 2002; Hirzel et al. 2006; Leroy et al. 2018)","plainCitation":"(Mason and Graham 2002; Hirzel et al. 2006; Leroy et al. 2018)","noteIndex":0},"citationItems":[{"id":1822,"uris":["http://zotero.org/users/10854879/items/A9WKH325"],"itemData":{"id":1822,"type":"article-journal","abstract":"Abstract\n            \n              The areas beneath the relative (or receiver) operating characteristics (ROC) and relative operating levels (ROL) curves can be used as summary measures of forecast quality, but statistical significance tests for these areas are conducted infrequently in the atmospheric sciences. A development of signal‐detection theory, the ROC curve has been widely applied in the medical and psychology fields where significance tests and relationships to other common statistical methods have been established and described. This valuable literature appears to be largely unknown to the atmospheric sciences where applications of ROC and related techniques are becoming more common. This paper presents a survey of that literature with a focus on the interpretation of the ROC area in the field of forecast verification. We extend these foundations to demonstrate that similar principles can be applied to the interpretation and significance testing of the ROL area. It is shown that the ROC area is equivalent to the Mann–Whitney\n              U\n              ‐statistic testing the significance of forecast event probabilities for cases where events actually occurred with those where events did not occur. A similar derivation shows that the ROL area is equivalent to the Mann–Whitney\n              U\n              ‐statistic testing the magnitude of events with respect to whether or not an event has been forecast. Because the Mann–Whitney\n              U\n              ‐statistic follows a known probability distribution, under certain assumptions it can be used to define the statistical significance of ROC and ROL areas and for comparing the areas of competing forecasts. For large samples the significance of either measure can be accurately assessed using a normal‐distribution approximation. Copyright © 2002 Royal Meteorological Society","container-title":"Quarterly Journal of the Royal Meteorological Society","DOI":"10.1256/003590002320603584","ISSN":"0035-9009, 1477-870X","issue":"584","journalAbbreviation":"Quart J Royal Meteoro Soc","language":"en","page":"2145-2166","source":"DOI.org (Crossref)","title":"Areas beneath the relative operating characteristics (ROC) and relative operating levels (ROL) curves: Statistical significance and interpretation","title-short":"Areas beneath the relative operating characteristics (ROC) and relative operating levels (ROL) curves","volume":"128","author":[{"family":"Mason","given":"S. J."},{"family":"Graham","given":"N. E."}],"issued":{"date-parts":[["2002",7]]}}},{"id":1825,"uris":["http://zotero.org/users/10854879/items/AWNA8X4E"],"itemData":{"id":1825,"type":"article-journal","container-title":"Ecological modelling","issue":"2","page":"142–152","publisher":"Elsevier","source":"Google Scholar","title":"Evaluating the ability of habitat suitability models to predict species presences","volume":"199","author":[{"family":"Hirzel","given":"Alexandre H."},{"family":"Le Lay","given":"Gwenaëlle"},{"family":"Helfer","given":"Véronique"},{"family":"Randin","given":"Christophe"},{"family":"Guisan","given":"Antoine"}],"issued":{"date-parts":[["2006"]]}}},{"id":1824,"uris":["http://zotero.org/users/10854879/items/SVAE3TT9"],"itemData":{"id":1824,"type":"article-journal","abstract":"Abstract\n            \n              The discriminating capacity (i.e. ability to correctly classify presences and absences) of species distribution models (\n              SDM\n              s) is commonly evaluated with metrics such as the area under the receiving operating characteristic curve (\n              AUC\n              ), the Kappa statistic and the true skill statistic (\n              TSS\n              ).\n              AUC\n              and Kappa have been repeatedly criticized, but TSS has fared relatively well since its introduction, mainly because it has been considered as independent of prevalence. In addition, discrimination metrics have been contested because they should be calculated on presence–absence data, but are often used on presence‐only or presence‐background data. Here, we investigate TSS and an alternative set of metrics—similarity indices, also known as\n              F\n              ‐measures. We first show that even in ideal conditions (i.e. perfectly random presence–absence sampling),\n              TSS\n              can be misleading because of its dependence on prevalence, whereas similarity/\n              F\n              ‐measures provide adequate estimations of model discrimination capacity. Second, we show that in real‐world situations where sample prevalence is different from true species prevalence (i.e. biased sampling or presence‐pseudoabsence), no discrimination capacity metric provides adequate estimation of model discrimination capacity, including metrics specifically designed for modelling with presence‐pseudoabsence data. Our conclusions are twofold. First, they unequivocally impel\n              SDM\n              users to understand the potential shortcomings of discrimination metrics when quality presence–absence data are lacking, and we recommend obtaining such data. Second, in the specific case of virtual species, which are increasingly used to develop and test\n              SDM\n              methodologies, we strongly recommend the use of similarity/\n              F\n              ‐measures, which were not biased by prevalence, contrary to\n              TSS\n              .","container-title":"Journal of Biogeography","DOI":"10.1111/jbi.13402","ISSN":"0305-0270, 1365-2699","issue":"9","journalAbbreviation":"Journal of Biogeography","language":"en","page":"1994-2002","source":"DOI.org (Crossref)","title":"Without quality presence–absence data, discrimination metrics such as &lt;span style=\"font-variant:small-caps;\"&gt;TSS&lt;/span&gt; can be misleading measures of model performance","title-short":"Without quality presence–absence data, discrimination metrics such as &lt;span style=\"font-variant","volume":"45","author":[{"family":"Leroy","given":"Boris"},{"family":"Delsol","given":"Robin"},{"family":"Hugueny","given":"Bernard"},{"family":"Meynard","given":"Christine N."},{"family":"Barhoumi","given":"Chéïma"},{"family":"Barbet‐Massin","given":"Morgane"},{"family":"Bellard","given":"Céline"}],"issued":{"date-parts":[["2018",9]]}}}],"schema":"https://github.com/citation-style-language/schema/raw/master/csl-citation.json"} </w:instrText>
-      </w:r>
-      <w:r>
-        <w:fldChar w:fldCharType="separate"/>
-      </w:r>
-      <w:r>
-        <w:rPr>
-          <w:noProof/>
-        </w:rPr>
-        <w:t>(Mason and Graham 2002; Hirzel et al. 2006; Leroy et al. 2018)</w:t>
-      </w:r>
-      <w:r>
-        <w:fldChar w:fldCharType="end"/>
-      </w:r>
-      <w:r>
-        <w:t>.</w:t>
-      </w:r>
-      <w:r>
-        <w:t xml:space="preserve"> </w:t>
-      </w:r>
-      <w:r>
-        <w:t xml:space="preserve">The </w:t>
-      </w:r>
-      <w:proofErr w:type="spellStart"/>
-      <w:r>
-        <w:t>Maxn</w:t>
-      </w:r>
-      <w:r>
-        <w:t>e</w:t>
-      </w:r>
-      <w:r>
-        <w:t>t</w:t>
-      </w:r>
-      <w:proofErr w:type="spellEnd"/>
-      <w:r>
-        <w:t xml:space="preserve"> model did not converge when applied to the breeding season data, and so AUC and TSS were not calculated for that model. When applied to the migratory dataset, the random forest model had </w:t>
-      </w:r>
-      <w:r>
-        <w:t>a higher Boyce index</w:t>
-      </w:r>
-      <w:r>
-        <w:t xml:space="preserve"> than </w:t>
-      </w:r>
-      <w:proofErr w:type="spellStart"/>
-      <w:r>
-        <w:t>Maxn</w:t>
-      </w:r>
-      <w:r>
-        <w:t>e</w:t>
-      </w:r>
-      <w:r>
-        <w:t>t</w:t>
-      </w:r>
-      <w:proofErr w:type="spellEnd"/>
-      <w:r>
-        <w:t xml:space="preserve"> or boosted regression trees (Table A2). Applied to the breeding dataset, random forest </w:t>
-      </w:r>
-      <w:r>
-        <w:t>had higher AUC and TSS than boosted regression trees.</w:t>
-      </w:r>
-      <w:r>
-        <w:t xml:space="preserve"> Based on these results, we elected to use </w:t>
-      </w:r>
-      <w:r>
-        <w:rPr>
-          <w:szCs w:val="24"/>
-        </w:rPr>
-        <w:t>random forest techniques for all subsequent models</w:t>
-      </w:r>
-      <w:r>
-        <w:t>.</w:t>
+        <w:br w:type="page"/>
       </w:r>
     </w:p>
-    <w:p/>
     <w:p>
       <w:r>
-        <w:t xml:space="preserve">Table A2. </w:t>
-      </w:r>
-      <w:r>
-        <w:t xml:space="preserve">Predictive metrics from three </w:t>
+        <w:lastRenderedPageBreak/>
+        <w:t xml:space="preserve">Table </w:t>
+      </w:r>
+      <w:r>
+        <w:t>S1.</w:t>
+      </w:r>
+      <w:r>
+        <w:t xml:space="preserve">2. </w:t>
+      </w:r>
+      <w:bookmarkStart w:id="2" w:name="OLE_LINK2"/>
+      <w:r>
+        <w:t>Performance</w:t>
+      </w:r>
+      <w:r>
+        <w:t xml:space="preserve"> metrics from three </w:t>
       </w:r>
       <w:r>
         <w:t xml:space="preserve">species distribution modeling </w:t>
       </w:r>
       <w:r>
-        <w:t xml:space="preserve">techniques evaluated for </w:t>
+        <w:t>algorithms</w:t>
+      </w:r>
+      <w:r>
+        <w:t xml:space="preserve"> evaluated for </w:t>
       </w:r>
       <w:r>
         <w:t>use in predicting American woodcock (</w:t>
@@ -1186,19 +1232,10 @@
         <w:t xml:space="preserve"> </w:t>
       </w:r>
       <w:r>
-        <w:t>Metrics include area</w:t>
-      </w:r>
-      <w:r>
-        <w:t xml:space="preserve"> </w:t>
-      </w:r>
-      <w:r>
-        <w:t xml:space="preserve">under the curve and true skill statistic for the breeding season model and Boyce index for the migratory model, following best </w:t>
-      </w:r>
-      <w:r>
-        <w:t>practices for presence-absence and presence-only data</w:t>
-      </w:r>
-      <w:r>
-        <w:t xml:space="preserve"> </w:t>
+        <w:t>Area under the curve (AUC) and true skill statistic (TSS) were used for the breeding model and Boyce index was used for the migratory model</w:t>
+      </w:r>
+      <w:r>
+        <w:t xml:space="preserve">, following best practices for presence-absence and presence-only data </w:t>
       </w:r>
       <w:r>
         <w:fldChar w:fldCharType="begin"/>
@@ -1222,6 +1259,7 @@
         <w:t>.</w:t>
       </w:r>
     </w:p>
+    <w:bookmarkEnd w:id="2"/>
     <w:tbl>
       <w:tblPr>
         <w:tblStyle w:val="TableGrid"/>
@@ -1254,6 +1292,7 @@
           <w:p>
             <w:pPr>
               <w:pStyle w:val="Table"/>
+              <w:spacing w:line="276" w:lineRule="auto"/>
               <w:jc w:val="both"/>
             </w:pPr>
           </w:p>
@@ -1271,6 +1310,7 @@
           <w:p>
             <w:pPr>
               <w:pStyle w:val="Table"/>
+              <w:spacing w:line="276" w:lineRule="auto"/>
               <w:jc w:val="both"/>
             </w:pPr>
           </w:p>
@@ -1288,6 +1328,7 @@
           <w:p>
             <w:pPr>
               <w:pStyle w:val="Table"/>
+              <w:spacing w:line="276" w:lineRule="auto"/>
               <w:jc w:val="both"/>
             </w:pPr>
             <w:proofErr w:type="spellStart"/>
@@ -1328,6 +1369,7 @@
           <w:p>
             <w:pPr>
               <w:pStyle w:val="Table"/>
+              <w:spacing w:line="276" w:lineRule="auto"/>
               <w:jc w:val="both"/>
             </w:pPr>
             <w:r>
@@ -1352,6 +1394,7 @@
           <w:p>
             <w:pPr>
               <w:pStyle w:val="Table"/>
+              <w:spacing w:line="276" w:lineRule="auto"/>
               <w:jc w:val="both"/>
             </w:pPr>
             <w:r>
@@ -1381,6 +1424,7 @@
           <w:p>
             <w:pPr>
               <w:pStyle w:val="Table"/>
+              <w:spacing w:line="276" w:lineRule="auto"/>
               <w:jc w:val="both"/>
             </w:pPr>
             <w:r>
@@ -1401,6 +1445,7 @@
           <w:p>
             <w:pPr>
               <w:pStyle w:val="Table"/>
+              <w:spacing w:line="276" w:lineRule="auto"/>
               <w:jc w:val="both"/>
               <w:rPr>
                 <w:i/>
@@ -1429,6 +1474,7 @@
           <w:p>
             <w:pPr>
               <w:pStyle w:val="Table"/>
+              <w:spacing w:line="276" w:lineRule="auto"/>
               <w:jc w:val="both"/>
               <w:rPr>
                 <w:vertAlign w:val="superscript"/>
@@ -1458,6 +1504,7 @@
           <w:p>
             <w:pPr>
               <w:pStyle w:val="Table"/>
+              <w:spacing w:line="276" w:lineRule="auto"/>
               <w:jc w:val="both"/>
             </w:pPr>
             <w:r>
@@ -1478,6 +1525,7 @@
           <w:p>
             <w:pPr>
               <w:pStyle w:val="Table"/>
+              <w:spacing w:line="276" w:lineRule="auto"/>
               <w:jc w:val="both"/>
               <w:rPr>
                 <w:highlight w:val="yellow"/>
@@ -1506,6 +1554,7 @@
           <w:p>
             <w:pPr>
               <w:pStyle w:val="Table"/>
+              <w:spacing w:line="276" w:lineRule="auto"/>
               <w:jc w:val="both"/>
             </w:pPr>
           </w:p>
@@ -1523,6 +1572,7 @@
           <w:p>
             <w:pPr>
               <w:pStyle w:val="Table"/>
+              <w:spacing w:line="276" w:lineRule="auto"/>
               <w:jc w:val="both"/>
               <w:rPr>
                 <w:i/>
@@ -1551,6 +1601,7 @@
           <w:p>
             <w:pPr>
               <w:pStyle w:val="Table"/>
+              <w:spacing w:line="276" w:lineRule="auto"/>
               <w:jc w:val="both"/>
               <w:rPr>
                 <w:vertAlign w:val="superscript"/>
@@ -1580,6 +1631,7 @@
           <w:p>
             <w:pPr>
               <w:pStyle w:val="Table"/>
+              <w:spacing w:line="276" w:lineRule="auto"/>
               <w:jc w:val="both"/>
             </w:pPr>
             <w:r>
@@ -1600,6 +1652,7 @@
           <w:p>
             <w:pPr>
               <w:pStyle w:val="Table"/>
+              <w:spacing w:line="276" w:lineRule="auto"/>
               <w:jc w:val="both"/>
               <w:rPr>
                 <w:highlight w:val="yellow"/>
@@ -1628,6 +1681,7 @@
           <w:p>
             <w:pPr>
               <w:pStyle w:val="Table"/>
+              <w:spacing w:line="276" w:lineRule="auto"/>
               <w:jc w:val="both"/>
             </w:pPr>
             <w:r>
@@ -1648,6 +1702,7 @@
           <w:p>
             <w:pPr>
               <w:pStyle w:val="Table"/>
+              <w:spacing w:line="276" w:lineRule="auto"/>
               <w:jc w:val="both"/>
               <w:rPr>
                 <w:i/>
@@ -1676,6 +1731,7 @@
           <w:p>
             <w:pPr>
               <w:pStyle w:val="Table"/>
+              <w:spacing w:line="276" w:lineRule="auto"/>
               <w:jc w:val="both"/>
             </w:pPr>
             <w:r>
@@ -1699,6 +1755,7 @@
           <w:p>
             <w:pPr>
               <w:pStyle w:val="Table"/>
+              <w:spacing w:line="276" w:lineRule="auto"/>
               <w:jc w:val="both"/>
             </w:pPr>
             <w:r>
@@ -1719,6 +1776,7 @@
           <w:p>
             <w:pPr>
               <w:pStyle w:val="Table"/>
+              <w:spacing w:line="276" w:lineRule="auto"/>
               <w:jc w:val="both"/>
             </w:pPr>
             <w:r>
@@ -1749,7 +1807,11 @@
         <w:t>t model for the breeding season did not converge after the maximum number of iterations (100,000), and therefore AUC and TSS were not calculated.</w:t>
       </w:r>
     </w:p>
-    <w:p/>
+    <w:p>
+      <w:r>
+        <w:br w:type="page"/>
+      </w:r>
+    </w:p>
     <w:p>
       <w:pPr>
         <w:spacing w:line="480" w:lineRule="auto"/>
@@ -1767,6 +1829,7 @@
           <w:bCs/>
           <w:szCs w:val="24"/>
         </w:rPr>
+        <w:lastRenderedPageBreak/>
         <w:t xml:space="preserve">Appendix </w:t>
       </w:r>
       <w:r>
@@ -1776,7 +1839,7 @@
           <w:bCs/>
           <w:szCs w:val="24"/>
         </w:rPr>
-        <w:t>2</w:t>
+        <w:t>S</w:t>
       </w:r>
       <w:r>
         <w:rPr>
@@ -1785,7 +1848,7 @@
           <w:bCs/>
           <w:szCs w:val="24"/>
         </w:rPr>
-        <w:t>.</w:t>
+        <w:t>2</w:t>
       </w:r>
       <w:r>
         <w:rPr>
@@ -1794,6 +1857,15 @@
           <w:bCs/>
           <w:szCs w:val="24"/>
         </w:rPr>
+        <w:t>.</w:t>
+      </w:r>
+      <w:r>
+        <w:rPr>
+          <w:rFonts w:cs="Times New Roman"/>
+          <w:b/>
+          <w:bCs/>
+          <w:szCs w:val="24"/>
+        </w:rPr>
         <w:t xml:space="preserve"> Design of W-PAST</w:t>
       </w:r>
     </w:p>
@@ -1835,7 +1907,13 @@
         <w:t xml:space="preserve">built around the breeding and migratory season layers which </w:t>
       </w:r>
       <w:r>
-        <w:t>we derived separately, a major feature of the application was the ability to merge these layers into blended predictive layers</w:t>
+        <w:t xml:space="preserve">we derived separately, a major feature of the application was the ability to merge these layers into </w:t>
+      </w:r>
+      <w:r>
+        <w:t>weighted</w:t>
+      </w:r>
+      <w:r>
+        <w:t xml:space="preserve"> predictive layers</w:t>
       </w:r>
       <w:r>
         <w:t xml:space="preserve">, which would allow managers to </w:t>
@@ -1853,11 +1931,7 @@
         <w:t>application</w:t>
       </w:r>
       <w:r>
-        <w:t xml:space="preserve"> allowed users to assign weights to each seasonal habitat </w:t>
-      </w:r>
-      <w:r>
-        <w:lastRenderedPageBreak/>
-        <w:t xml:space="preserve">suitability layer in 10% increments </w:t>
+        <w:t xml:space="preserve"> allowed users to assign weights to each seasonal habitat suitability layer in 10% increments </w:t>
       </w:r>
       <w:r>
         <w:t>(</w:t>
@@ -1876,7 +1950,10 @@
         <w:t xml:space="preserve"> and then combined seasonal predictions into a single multi-season layer (Fig. </w:t>
       </w:r>
       <w:r>
-        <w:t>A1)</w:t>
+        <w:t>S2.</w:t>
+      </w:r>
+      <w:r>
+        <w:t>1)</w:t>
       </w:r>
       <w:r>
         <w:t>. The weighting was conducted on a pixel-by-pixel basis</w:t>
@@ -2281,7 +2358,13 @@
         <w:t xml:space="preserve">In addition </w:t>
       </w:r>
       <w:r>
-        <w:t xml:space="preserve">to blended predictive layers, W-PAST included a suite of </w:t>
+        <w:t xml:space="preserve">to </w:t>
+      </w:r>
+      <w:r>
+        <w:t>weighted</w:t>
+      </w:r>
+      <w:r>
+        <w:t xml:space="preserve"> predictive layers, W-PAST included a suite of </w:t>
       </w:r>
       <w:r>
         <w:t>derived</w:t>
@@ -2459,13 +2542,13 @@
         <w:t xml:space="preserve">Figure </w:t>
       </w:r>
       <w:r>
-        <w:t>A1</w:t>
+        <w:t>S2.1</w:t>
       </w:r>
       <w:r>
         <w:t xml:space="preserve">. Conceptual diagram of user decision options in the Woodcock Priority Area Siting Tool (W-PAST). Users can choose the weighting of migratory and breeding season habitat at 10% increments based on management priorities. The resulting weights are used to generate a </w:t>
       </w:r>
       <w:r>
-        <w:t>blended</w:t>
+        <w:t>weighted</w:t>
       </w:r>
       <w:r>
         <w:t xml:space="preserve"> predictive layer and </w:t>
@@ -2489,6 +2572,11 @@
       <w:proofErr w:type="spellEnd"/>
       <w:r>
         <w:t xml:space="preserve"> for woodcock management. </w:t>
+      </w:r>
+    </w:p>
+    <w:p>
+      <w:r>
+        <w:br w:type="page"/>
       </w:r>
     </w:p>
     <w:p>
@@ -2508,6 +2596,7 @@
           <w:bCs/>
           <w:szCs w:val="24"/>
         </w:rPr>
+        <w:lastRenderedPageBreak/>
         <w:t>References</w:t>
       </w:r>
     </w:p>
@@ -2529,23 +2618,13 @@
       <w:r>
         <w:fldChar w:fldCharType="separate"/>
       </w:r>
-      <w:proofErr w:type="spellStart"/>
       <w:r>
         <w:rPr>
           <w:rFonts w:cs="Times New Roman"/>
           <w:kern w:val="0"/>
           <w:szCs w:val="24"/>
         </w:rPr>
-        <w:t>Breiman</w:t>
-      </w:r>
-      <w:proofErr w:type="spellEnd"/>
-      <w:r>
-        <w:rPr>
-          <w:rFonts w:cs="Times New Roman"/>
-          <w:kern w:val="0"/>
-          <w:szCs w:val="24"/>
-        </w:rPr>
-        <w:t xml:space="preserve"> L. 2001. Random forests. Machine learning. 45:5–32.</w:t>
+        <w:t>Breiman L. 2001. Random forests. Machine learning. 45:5–32.</w:t>
       </w:r>
     </w:p>
     <w:p>
@@ -2563,25 +2642,7 @@
           <w:kern w:val="0"/>
           <w:szCs w:val="24"/>
         </w:rPr>
-        <w:t xml:space="preserve">Chang W, Cheng J, Allaire JJ, Sievert C, </w:t>
-      </w:r>
-      <w:proofErr w:type="spellStart"/>
-      <w:r>
-        <w:rPr>
-          <w:rFonts w:cs="Times New Roman"/>
-          <w:kern w:val="0"/>
-          <w:szCs w:val="24"/>
-        </w:rPr>
-        <w:t>Schloerke</w:t>
-      </w:r>
-      <w:proofErr w:type="spellEnd"/>
-      <w:r>
-        <w:rPr>
-          <w:rFonts w:cs="Times New Roman"/>
-          <w:kern w:val="0"/>
-          <w:szCs w:val="24"/>
-        </w:rPr>
-        <w:t xml:space="preserve"> B, Xie Y, Allen J, McPherson J, Dipert A, Borges B. 2022. shiny: Web Application Framework for R. https://CRAN.R-project.org/package=shiny.</w:t>
+        <w:t>Chang W, Cheng J, Allaire JJ, Sievert C, Schloerke B, Xie Y, Allen J, McPherson J, Dipert A, Borges B. 2022. shiny: Web Application Framework for R. https://CRAN.R-project.org/package=shiny.</w:t>
       </w:r>
     </w:p>
     <w:p>
@@ -2599,25 +2660,7 @@
           <w:kern w:val="0"/>
           <w:szCs w:val="24"/>
         </w:rPr>
-        <w:t xml:space="preserve">Elith J, </w:t>
-      </w:r>
-      <w:proofErr w:type="spellStart"/>
-      <w:r>
-        <w:rPr>
-          <w:rFonts w:cs="Times New Roman"/>
-          <w:kern w:val="0"/>
-          <w:szCs w:val="24"/>
-        </w:rPr>
-        <w:t>Leathwick</w:t>
-      </w:r>
-      <w:proofErr w:type="spellEnd"/>
-      <w:r>
-        <w:rPr>
-          <w:rFonts w:cs="Times New Roman"/>
-          <w:kern w:val="0"/>
-          <w:szCs w:val="24"/>
-        </w:rPr>
-        <w:t xml:space="preserve"> JR, Hastie T. 2008. A working guide to boosted regression trees. Journal of animal ecology. 77(4):802–813.</w:t>
+        <w:t>Elith J, Leathwick JR, Hastie T. 2008. A working guide to boosted regression trees. Journal of animal ecology. 77(4):802–813.</w:t>
       </w:r>
     </w:p>
     <w:p>
@@ -2635,25 +2678,7 @@
           <w:kern w:val="0"/>
           <w:szCs w:val="24"/>
         </w:rPr>
-        <w:t xml:space="preserve">Hirzel AH, Le Lay G, Helfer V, Randin C, </w:t>
-      </w:r>
-      <w:proofErr w:type="spellStart"/>
-      <w:r>
-        <w:rPr>
-          <w:rFonts w:cs="Times New Roman"/>
-          <w:kern w:val="0"/>
-          <w:szCs w:val="24"/>
-        </w:rPr>
-        <w:t>Guisan</w:t>
-      </w:r>
-      <w:proofErr w:type="spellEnd"/>
-      <w:r>
-        <w:rPr>
-          <w:rFonts w:cs="Times New Roman"/>
-          <w:kern w:val="0"/>
-          <w:szCs w:val="24"/>
-        </w:rPr>
-        <w:t xml:space="preserve"> A. 2006. Evaluating the ability of habitat suitability models to predict species presences. Ecological modelling. 199(2):142–152.</w:t>
+        <w:t>Hirzel AH, Le Lay G, Helfer V, Randin C, Guisan A. 2006. Evaluating the ability of habitat suitability models to predict species presences. Ecological modelling. 199(2):142–152.</w:t>
       </w:r>
     </w:p>
     <w:p>
@@ -2671,25 +2696,7 @@
           <w:kern w:val="0"/>
           <w:szCs w:val="24"/>
         </w:rPr>
-        <w:t xml:space="preserve">Leroy B, Delsol R, </w:t>
-      </w:r>
-      <w:proofErr w:type="spellStart"/>
-      <w:r>
-        <w:rPr>
-          <w:rFonts w:cs="Times New Roman"/>
-          <w:kern w:val="0"/>
-          <w:szCs w:val="24"/>
-        </w:rPr>
-        <w:t>Hugueny</w:t>
-      </w:r>
-      <w:proofErr w:type="spellEnd"/>
-      <w:r>
-        <w:rPr>
-          <w:rFonts w:cs="Times New Roman"/>
-          <w:kern w:val="0"/>
-          <w:szCs w:val="24"/>
-        </w:rPr>
-        <w:t xml:space="preserve"> B, Meynard CN, Barhoumi C, Barbet‐Massin M, Bellard C. 2018. Without quality presence–absence data, discrimination metrics such as </w:t>
+        <w:t xml:space="preserve">Leroy B, Delsol R, Hugueny B, Meynard CN, Barhoumi C, Barbet‐Massin M, Bellard C. 2018. Without quality presence–absence data, discrimination metrics such as </w:t>
       </w:r>
       <w:r>
         <w:rPr>
@@ -2724,25 +2731,7 @@
           <w:kern w:val="0"/>
           <w:szCs w:val="24"/>
         </w:rPr>
-        <w:t xml:space="preserve">Liaw A, Wiener M. 2002. Classification and Regression by </w:t>
-      </w:r>
-      <w:proofErr w:type="spellStart"/>
-      <w:r>
-        <w:rPr>
-          <w:rFonts w:cs="Times New Roman"/>
-          <w:kern w:val="0"/>
-          <w:szCs w:val="24"/>
-        </w:rPr>
-        <w:t>randomForest</w:t>
-      </w:r>
-      <w:proofErr w:type="spellEnd"/>
-      <w:r>
-        <w:rPr>
-          <w:rFonts w:cs="Times New Roman"/>
-          <w:kern w:val="0"/>
-          <w:szCs w:val="24"/>
-        </w:rPr>
-        <w:t>. R News. 2(3):18–22.</w:t>
+        <w:t>Liaw A, Wiener M. 2002. Classification and Regression by randomForest. R News. 2(3):18–22.</w:t>
       </w:r>
     </w:p>
     <w:p>
@@ -2760,26 +2749,7 @@
           <w:kern w:val="0"/>
           <w:szCs w:val="24"/>
         </w:rPr>
-        <w:lastRenderedPageBreak/>
-        <w:t xml:space="preserve">Mason SJ, Graham NE. 2002. Areas beneath the relative operating characteristics (ROC) and relative operating levels (ROL) curves: Statistical significance and interpretation. Quart J Royal </w:t>
-      </w:r>
-      <w:proofErr w:type="spellStart"/>
-      <w:r>
-        <w:rPr>
-          <w:rFonts w:cs="Times New Roman"/>
-          <w:kern w:val="0"/>
-          <w:szCs w:val="24"/>
-        </w:rPr>
-        <w:t>Meteoro</w:t>
-      </w:r>
-      <w:proofErr w:type="spellEnd"/>
-      <w:r>
-        <w:rPr>
-          <w:rFonts w:cs="Times New Roman"/>
-          <w:kern w:val="0"/>
-          <w:szCs w:val="24"/>
-        </w:rPr>
-        <w:t xml:space="preserve"> Soc. 128(584):2145–2166. doi:10.1256/003590002320603584.</w:t>
+        <w:t>Mason SJ, Graham NE. 2002. Areas beneath the relative operating characteristics (ROC) and relative operating levels (ROL) curves: Statistical significance and interpretation. Quart J Royal Meteoro Soc. 128(584):2145–2166. doi:10.1256/003590002320603584.</w:t>
       </w:r>
     </w:p>
     <w:p>
@@ -2797,43 +2767,7 @@
           <w:kern w:val="0"/>
           <w:szCs w:val="24"/>
         </w:rPr>
-        <w:t xml:space="preserve">Phillips S. 2021. </w:t>
-      </w:r>
-      <w:proofErr w:type="spellStart"/>
-      <w:r>
-        <w:rPr>
-          <w:rFonts w:cs="Times New Roman"/>
-          <w:kern w:val="0"/>
-          <w:szCs w:val="24"/>
-        </w:rPr>
-        <w:t>maxnet</w:t>
-      </w:r>
-      <w:proofErr w:type="spellEnd"/>
-      <w:r>
-        <w:rPr>
-          <w:rFonts w:cs="Times New Roman"/>
-          <w:kern w:val="0"/>
-          <w:szCs w:val="24"/>
-        </w:rPr>
-        <w:t>: Fitting “Maxent” Species Distribution Models with “</w:t>
-      </w:r>
-      <w:proofErr w:type="spellStart"/>
-      <w:r>
-        <w:rPr>
-          <w:rFonts w:cs="Times New Roman"/>
-          <w:kern w:val="0"/>
-          <w:szCs w:val="24"/>
-        </w:rPr>
-        <w:t>glmnet</w:t>
-      </w:r>
-      <w:proofErr w:type="spellEnd"/>
-      <w:r>
-        <w:rPr>
-          <w:rFonts w:cs="Times New Roman"/>
-          <w:kern w:val="0"/>
-          <w:szCs w:val="24"/>
-        </w:rPr>
-        <w:t>.” https://github.com/mrmaxent/maxnet.</w:t>
+        <w:t>Phillips S. 2021. maxnet: Fitting “Maxent” Species Distribution Models with “glmnet.” https://github.com/mrmaxent/maxnet.</w:t>
       </w:r>
     </w:p>
     <w:p>
@@ -2869,25 +2803,7 @@
           <w:kern w:val="0"/>
           <w:szCs w:val="24"/>
         </w:rPr>
-        <w:t xml:space="preserve">Ridgeway G, Developers GBM. 2026. </w:t>
-      </w:r>
-      <w:proofErr w:type="spellStart"/>
-      <w:r>
-        <w:rPr>
-          <w:rFonts w:cs="Times New Roman"/>
-          <w:kern w:val="0"/>
-          <w:szCs w:val="24"/>
-        </w:rPr>
-        <w:t>gbm</w:t>
-      </w:r>
-      <w:proofErr w:type="spellEnd"/>
-      <w:r>
-        <w:rPr>
-          <w:rFonts w:cs="Times New Roman"/>
-          <w:kern w:val="0"/>
-          <w:szCs w:val="24"/>
-        </w:rPr>
-        <w:t>: Generalized Boosted Regression Models. https://CRAN.R-project.org/package=gbm.</w:t>
+        <w:t>Ridgeway G, Developers GBM. 2026. gbm: Generalized Boosted Regression Models. https://CRAN.R-project.org/package=gbm.</w:t>
       </w:r>
     </w:p>
     <w:p>
@@ -2905,61 +2821,7 @@
           <w:kern w:val="0"/>
           <w:szCs w:val="24"/>
         </w:rPr>
-        <w:t xml:space="preserve">Vignali S, Barras AG, </w:t>
-      </w:r>
-      <w:proofErr w:type="spellStart"/>
-      <w:r>
-        <w:rPr>
-          <w:rFonts w:cs="Times New Roman"/>
-          <w:kern w:val="0"/>
-          <w:szCs w:val="24"/>
-        </w:rPr>
-        <w:t>Arlettaz</w:t>
-      </w:r>
-      <w:proofErr w:type="spellEnd"/>
-      <w:r>
-        <w:rPr>
-          <w:rFonts w:cs="Times New Roman"/>
-          <w:kern w:val="0"/>
-          <w:szCs w:val="24"/>
-        </w:rPr>
-        <w:t xml:space="preserve"> R, </w:t>
-      </w:r>
-      <w:proofErr w:type="spellStart"/>
-      <w:r>
-        <w:rPr>
-          <w:rFonts w:cs="Times New Roman"/>
-          <w:kern w:val="0"/>
-          <w:szCs w:val="24"/>
-        </w:rPr>
-        <w:t>Braunisch</w:t>
-      </w:r>
-      <w:proofErr w:type="spellEnd"/>
-      <w:r>
-        <w:rPr>
-          <w:rFonts w:cs="Times New Roman"/>
-          <w:kern w:val="0"/>
-          <w:szCs w:val="24"/>
-        </w:rPr>
-        <w:t xml:space="preserve"> V. 2020. </w:t>
-      </w:r>
-      <w:proofErr w:type="spellStart"/>
-      <w:r>
-        <w:rPr>
-          <w:rFonts w:cs="Times New Roman"/>
-          <w:kern w:val="0"/>
-          <w:szCs w:val="24"/>
-        </w:rPr>
-        <w:t>SDMtune</w:t>
-      </w:r>
-      <w:proofErr w:type="spellEnd"/>
-      <w:r>
-        <w:rPr>
-          <w:rFonts w:cs="Times New Roman"/>
-          <w:kern w:val="0"/>
-          <w:szCs w:val="24"/>
-        </w:rPr>
-        <w:t>: An R package to tune and evaluate species distribution models. Ecology and Evolution. 10(20):11488–11506. doi:10.1002/ece3.6786.</w:t>
+        <w:t>Vignali S, Barras AG, Arlettaz R, Braunisch V. 2020. SDMtune: An R package to tune and evaluate species distribution models. Ecology and Evolution. 10(20):11488–11506. doi:10.1002/ece3.6786.</w:t>
       </w:r>
     </w:p>
     <w:p>
